--- a/README/README_DOCENTE.docx
+++ b/README/README_DOCENTE.docx
@@ -193,7 +193,7 @@
               <w:rPr>
                 <w:sz w:val="20"/>
               </w:rPr>
-              <w:t>175</w:t>
+              <w:t>177</w:t>
             </w:r>
           </w:p>
         </w:tc>
@@ -231,7 +231,7 @@
               <w:rPr>
                 <w:sz w:val="20"/>
               </w:rPr>
-              <w:t>459.4 MB (di cui circa la metà sono le copie pronte per Classroom)</w:t>
+              <w:t>459.5 MB (di cui circa la metà sono le copie pronte per Classroom)</w:t>
             </w:r>
           </w:p>
         </w:tc>
@@ -459,7 +459,7 @@
               <w:rPr>
                 <w:sz w:val="20"/>
               </w:rPr>
-              <w:t>9</w:t>
+              <w:t>11</w:t>
             </w:r>
           </w:p>
         </w:tc>
@@ -527,7 +527,7 @@
                 <w:rFonts w:ascii="Courier New" w:hAnsi="Courier New"/>
                 <w:sz w:val="19"/>
               </w:rPr>
-              <w:t>MISSIONE_0_COMPETENZE_DIGITALI/</w:t>
+              <w:t>attivita-informatica-scuola/</w:t>
             </w:r>
           </w:p>
           <w:p>
@@ -1318,7 +1318,7 @@
               <w:rPr>
                 <w:sz w:val="18"/>
               </w:rPr>
-              <w:t>listino_da_sistemare.txt</w:t>
+              <w:t>scorciatoie_officina23.html</w:t>
             </w:r>
           </w:p>
         </w:tc>
@@ -3189,7 +3189,7 @@
               <w:rPr>
                 <w:sz w:val="19"/>
               </w:rPr>
-              <w:t>typing_officina23.html, selezione_officina23.html, posta_officina23.html, posta_missione_finale.html</w:t>
+              <w:t>typing_officina23.html, scorciatoie_officina23.html, selezione_officina23.html, posta_officina23.html, posta_missione_finale.html</w:t>
             </w:r>
           </w:p>
         </w:tc>
@@ -3206,7 +3206,7 @@
               <w:rPr>
                 <w:sz w:val="19"/>
               </w:rPr>
-              <w:t>Pagine interattive: si scaricano e si aprono con doppio clic; Drive non le esegue in anteprima</w:t>
+              <w:t>Pagine interattive: gli studenti le aprono dal link nella traccia; il file allegato si scarica e si apre con doppio clic (Drive non le esegue in anteprima)</w:t>
             </w:r>
           </w:p>
         </w:tc>
@@ -3392,7 +3392,7 @@
       </w:r>
       <w:r>
         <w:rPr/>
-        <w:t>: basta caricare l'intera cartella MISSIONE_0_COMPETENZE_DIGITALI sull'hosting (via FTP o dal pannello del sito) e aprire l'indirizzo della cartella. Funziona anche aprendo index.html dal computer.</w:t>
+        <w:t>: basta caricare l'intera cartella attivita-informatica-scuola sull'hosting (via FTP o dal pannello del sito) e aprire l'indirizzo della cartella. Funziona anche aprendo index.html dal computer.</w:t>
       </w:r>
     </w:p>
     <w:p>
@@ -3462,7 +3462,7 @@
       </w:pPr>
       <w:r>
         <w:rPr/>
-        <w:t>Gli strumenti HTML (digitazione, selezione, caselle di posta) si possono provare online dal pulsante «Prova»; gli studenti li ricevono comunque da Classroom.</w:t>
+        <w:t>Gli strumenti HTML (digitazione, scorciatoie, selezione, caselle di posta) si provano dal pulsante «Prova». Le tracce degli studenti contengono l'indirizzo online di ogni strumento sul sito attuale (https://digital-makers-ag.github.io/attivita-informatica-scuola/); il file allegato in Classroom resta come riserva offline. Se il pacchetto viene spostato su un altro sito, quegli indirizzi vanno aggiornati.</w:t>
       </w:r>
     </w:p>
     <w:p>
@@ -3620,6 +3620,38 @@
         <w:rPr>
           <w:b/>
         </w:rPr>
+        <w:t>Palestra delle scorciatoie in HTML</w:t>
+      </w:r>
+      <w:r>
+        <w:rPr/>
+        <w:t xml:space="preserve"> al posto del listino .txt da aprire nel Blocco note (scelta del docente): lo strumento registra la tecnica (tastiera o mouse) oltre al risultato. Il salvataggio è simulato, quindi per ora non c'è un file .txt da consegnare e la 2.4 si osserva nella simulazione; listino_da_sistemare.txt resta come piano B.</w:t>
+      </w:r>
+    </w:p>
+    <w:p>
+      <w:pPr>
+        <w:pStyle w:val="ListBullet"/>
+        <w:spacing w:after="60"/>
+      </w:pPr>
+      <w:r>
+        <w:rPr>
+          <w:b/>
+        </w:rPr>
+        <w:t>Strumenti online</w:t>
+      </w:r>
+      <w:r>
+        <w:rPr/>
+        <w:t>: le tracce degli studenti riportano l'indirizzo del sito del pacchetto per ogni strumento HTML (si apre senza scaricare nulla); il file allegato resta come riserva.</w:t>
+      </w:r>
+    </w:p>
+    <w:p>
+      <w:pPr>
+        <w:pStyle w:val="ListBullet"/>
+        <w:spacing w:after="60"/>
+      </w:pPr>
+      <w:r>
+        <w:rPr>
+          <w:b/>
+        </w:rPr>
         <w:t>Phishing</w:t>
       </w:r>
       <w:r>
@@ -3760,7 +3792,27 @@
       </w:r>
       <w:r>
         <w:rPr/>
-        <w:t xml:space="preserve"> dello strumento di digitazione è un deterrente, non una protezione crittografica. I risultati restano nel browser del PC (pulsante 'Nuovo studente').</w:t>
+        <w:t xml:space="preserve"> degli strumenti HTML è un deterrente, non una protezione crittografica. I risultati restano nel browser del PC (pulsante 'Nuovo studente').</w:t>
+      </w:r>
+    </w:p>
+    <w:p>
+      <w:pPr>
+        <w:pStyle w:val="ListBullet"/>
+        <w:spacing w:after="60"/>
+      </w:pPr>
+      <w:r>
+        <w:rPr/>
+        <w:t xml:space="preserve">Nella palestra delle scorciatoie </w:t>
+      </w:r>
+      <w:r>
+        <w:rPr>
+          <w:b/>
+        </w:rPr>
+        <w:t>Salva e Salva con nome sono simulati</w:t>
+      </w:r>
+      <w:r>
+        <w:rPr/>
+        <w:t>: lo studente non produce un file .txt vero (per ora).</w:t>
       </w:r>
     </w:p>
     <w:p>
@@ -3862,7 +3914,7 @@
         <w:rPr>
           <w:b/>
         </w:rPr>
-        <w:t>459.4 MB</w:t>
+        <w:t>459.5 MB</w:t>
       </w:r>
       <w:r>
         <w:rPr/>

--- a/README/README_DOCENTE.docx
+++ b/README/README_DOCENTE.docx
@@ -193,7 +193,7 @@
               <w:rPr>
                 <w:sz w:val="20"/>
               </w:rPr>
-              <w:t>177</w:t>
+              <w:t>181</w:t>
             </w:r>
           </w:p>
         </w:tc>
@@ -231,7 +231,7 @@
               <w:rPr>
                 <w:sz w:val="20"/>
               </w:rPr>
-              <w:t>459.5 MB (di cui circa la metà sono le copie pronte per Classroom)</w:t>
+              <w:t>465.0 MB (di cui circa la metà sono le copie pronte per Classroom)</w:t>
             </w:r>
           </w:p>
         </w:tc>
@@ -459,7 +459,7 @@
               <w:rPr>
                 <w:sz w:val="20"/>
               </w:rPr>
-              <w:t>11</w:t>
+              <w:t>13</w:t>
             </w:r>
           </w:p>
         </w:tc>
@@ -3782,6 +3782,16 @@
       </w:pPr>
       <w:r>
         <w:rPr/>
+        <w:t>La pagina verifica_codici.html contiene la chiave delle due caselle di posta: è pubblica come il resto del sito (le risposte si discutono comunque in classe subito dopo).</w:t>
+      </w:r>
+    </w:p>
+    <w:p>
+      <w:pPr>
+        <w:pStyle w:val="ListBullet"/>
+        <w:spacing w:after="60"/>
+      </w:pPr>
+      <w:r>
+        <w:rPr/>
         <w:t xml:space="preserve">Il </w:t>
       </w:r>
       <w:r>
@@ -3914,7 +3924,7 @@
         <w:rPr>
           <w:b/>
         </w:rPr>
-        <w:t>459.5 MB</w:t>
+        <w:t>465.0 MB</w:t>
       </w:r>
       <w:r>
         <w:rPr/>
